--- a/docs/INDICATOR_UPDATE_DELETE_PROCEDURES.docx
+++ b/docs/INDICATOR_UPDATE_DELETE_PROCEDURES.docx
@@ -39,32 +39,6 @@
         <w:t xml:space="preserve">Version 1.0</w:t>
       </w:r>
     </w:p>
-    <w:sdt>
-      <w:sdtPr>
-        <w:docPartObj>
-          <w:docPartGallery w:val="Table of Contents"/>
-          <w:docPartUnique/>
-        </w:docPartObj>
-      </w:sdtPr>
-      <w:sdtContent>
-        <w:p>
-          <w:pPr>
-            <w:pStyle w:val="TOCHeading"/>
-          </w:pPr>
-          <w:r>
-            <w:t xml:space="preserve">Table of Contents</w:t>
-          </w:r>
-        </w:p>
-        <w:p>
-          <w:r>
-            <w:fldChar w:fldCharType="begin" w:dirty="true"/>
-            <w:instrText xml:space="preserve">TOC \o "1-2" \h \z \u</w:instrText>
-            <w:fldChar w:fldCharType="separate"/>
-            <w:fldChar w:fldCharType="end"/>
-          </w:r>
-        </w:p>
-      </w:sdtContent>
-    </w:sdt>
     <w:p>
       <w:pPr>
         <w:pStyle w:val="BlockText"/>
@@ -153,6 +127,234 @@
       </w:r>
       <w:r>
         <w:t xml:space="preserve">recomputes the category, dimension and risk deterministically by the exact Excel formulas.</w:t>
+      </w:r>
+    </w:p>
+    <w:p>
+      <w:pPr>
+        <w:pStyle w:val="BlockText"/>
+      </w:pPr>
+      <w:r>
+        <w:rPr>
+          <w:b/>
+          <w:bCs/>
+        </w:rPr>
+        <w:t xml:space="preserve">Superseded, October 2026.</w:t>
+      </w:r>
+      <w:r>
+        <w:t xml:space="preserve"> </w:t>
+      </w:r>
+      <w:r>
+        <w:t xml:space="preserve">These procedures refer to the first JavaScript engine (</w:t>
+      </w:r>
+      <w:r>
+        <w:rPr>
+          <w:rStyle w:val="VerbatimChar"/>
+        </w:rPr>
+        <w:t xml:space="preserve">riskModel.js</w:t>
+      </w:r>
+      <w:r>
+        <w:t xml:space="preserve">,</w:t>
+      </w:r>
+      <w:r>
+        <w:t xml:space="preserve"> </w:t>
+      </w:r>
+      <w:r>
+        <w:rPr>
+          <w:rStyle w:val="VerbatimChar"/>
+        </w:rPr>
+        <w:t xml:space="preserve">DIMENSION_TREE</w:t>
+      </w:r>
+      <w:r>
+        <w:t xml:space="preserve">,</w:t>
+      </w:r>
+      <w:r>
+        <w:t xml:space="preserve"> </w:t>
+      </w:r>
+      <w:r>
+        <w:rPr>
+          <w:rStyle w:val="VerbatimChar"/>
+        </w:rPr>
+        <w:t xml:space="preserve">NATIONAL_UNIT</w:t>
+      </w:r>
+      <w:r>
+        <w:t xml:space="preserve">,</w:t>
+      </w:r>
+      <w:r>
+        <w:t xml:space="preserve"> </w:t>
+      </w:r>
+      <w:r>
+        <w:rPr>
+          <w:rStyle w:val="VerbatimChar"/>
+        </w:rPr>
+        <w:t xml:space="preserve">indicatorSources.js</w:t>
+      </w:r>
+      <w:r>
+        <w:t xml:space="preserve">, browser storage), replaced in September 2026</w:t>
+      </w:r>
+      <w:r>
+        <w:t xml:space="preserve"> </w:t>
+      </w:r>
+      <w:r>
+        <w:t xml:space="preserve">by the TypeScript engine in</w:t>
+      </w:r>
+      <w:r>
+        <w:t xml:space="preserve"> </w:t>
+      </w:r>
+      <w:r>
+        <w:rPr>
+          <w:rStyle w:val="VerbatimChar"/>
+        </w:rPr>
+        <w:t xml:space="preserve">src/engine/risk</w:t>
+      </w:r>
+      <w:r>
+        <w:t xml:space="preserve"> </w:t>
+      </w:r>
+      <w:r>
+        <w:t xml:space="preserve">(structure in</w:t>
+      </w:r>
+      <w:r>
+        <w:t xml:space="preserve"> </w:t>
+      </w:r>
+      <w:r>
+        <w:rPr>
+          <w:rStyle w:val="VerbatimChar"/>
+        </w:rPr>
+        <w:t xml:space="preserve">hierarchy.ts</w:t>
+      </w:r>
+      <w:r>
+        <w:t xml:space="preserve">, specification in</w:t>
+      </w:r>
+      <w:r>
+        <w:t xml:space="preserve"> </w:t>
+      </w:r>
+      <w:r>
+        <w:rPr>
+          <w:rStyle w:val="VerbatimChar"/>
+        </w:rPr>
+        <w:t xml:space="preserve">src/data/inform-indicator-spec.json</w:t>
+      </w:r>
+      <w:r>
+        <w:t xml:space="preserve">, tests in</w:t>
+      </w:r>
+      <w:r>
+        <w:t xml:space="preserve"> </w:t>
+      </w:r>
+      <w:r>
+        <w:rPr>
+          <w:rStyle w:val="VerbatimChar"/>
+        </w:rPr>
+        <w:t xml:space="preserve">src/engine/risk/__tests__/</w:t>
+      </w:r>
+      <w:r>
+        <w:t xml:space="preserve">). Values now change only</w:t>
+      </w:r>
+      <w:r>
+        <w:t xml:space="preserve"> </w:t>
+      </w:r>
+      <w:r>
+        <w:t xml:space="preserve">through the Data portal (measured values, or 0-10 scores by the INFORM method with a citable source,</w:t>
+      </w:r>
+      <w:r>
+        <w:t xml:space="preserve"> </w:t>
+      </w:r>
+      <w:r>
+        <w:t xml:space="preserve">reviewed by the owning institution’s chain), never by editing the dataset; the Core dataset is rebuilt</w:t>
+      </w:r>
+      <w:r>
+        <w:t xml:space="preserve"> </w:t>
+      </w:r>
+      <w:r>
+        <w:t xml:space="preserve">from the workbook by</w:t>
+      </w:r>
+      <w:r>
+        <w:t xml:space="preserve"> </w:t>
+      </w:r>
+      <w:r>
+        <w:rPr>
+          <w:rStyle w:val="VerbatimChar"/>
+        </w:rPr>
+        <w:t xml:space="preserve">scripts/build-core.mjs</w:t>
+      </w:r>
+      <w:r>
+        <w:t xml:space="preserve">. The integrity assessment of October 2026</w:t>
+      </w:r>
+      <w:r>
+        <w:t xml:space="preserve"> </w:t>
+      </w:r>
+      <w:r>
+        <w:t xml:space="preserve">(</w:t>
+      </w:r>
+      <w:r>
+        <w:rPr>
+          <w:rStyle w:val="VerbatimChar"/>
+        </w:rPr>
+        <w:t xml:space="preserve">docs/assessment/</w:t>
+      </w:r>
+      <w:r>
+        <w:t xml:space="preserve">) removed two rules that this document stated: there is</w:t>
+      </w:r>
+      <w:r>
+        <w:t xml:space="preserve"> </w:t>
+      </w:r>
+      <w:r>
+        <w:rPr>
+          <w:b/>
+          <w:bCs/>
+        </w:rPr>
+        <w:t xml:space="preserve">no raise-only floor</w:t>
+      </w:r>
+      <w:r>
+        <w:t xml:space="preserve"> </w:t>
+      </w:r>
+      <w:r>
+        <w:t xml:space="preserve">and</w:t>
+      </w:r>
+      <w:r>
+        <w:t xml:space="preserve"> </w:t>
+      </w:r>
+      <w:r>
+        <w:rPr>
+          <w:b/>
+          <w:bCs/>
+        </w:rPr>
+        <w:t xml:space="preserve">no fixed</w:t>
+      </w:r>
+      <w:r>
+        <w:rPr>
+          <w:b/>
+          <w:bCs/>
+        </w:rPr>
+        <w:t xml:space="preserve"> </w:t>
+      </w:r>
+      <w:r>
+        <w:rPr>
+          <w:b/>
+          <w:bCs/>
+        </w:rPr>
+        <w:t xml:space="preserve">“official”</w:t>
+      </w:r>
+      <w:r>
+        <w:rPr>
+          <w:b/>
+          <w:bCs/>
+        </w:rPr>
+        <w:t xml:space="preserve"> </w:t>
+      </w:r>
+      <w:r>
+        <w:rPr>
+          <w:b/>
+          <w:bCs/>
+        </w:rPr>
+        <w:t xml:space="preserve">national value</w:t>
+      </w:r>
+      <w:r>
+        <w:t xml:space="preserve">; the national figure is the INFORM aggregate of the councils</w:t>
+      </w:r>
+      <w:r>
+        <w:t xml:space="preserve"> </w:t>
+      </w:r>
+      <w:r>
+        <w:t xml:space="preserve">(3.8 on the Core) and recomputes with them. The corrected rules are marked below.</w:t>
       </w:r>
     </w:p>
     <w:p>
@@ -1644,13 +1846,23 @@
         </w:numPr>
       </w:pPr>
       <w:r>
-        <w:t xml:space="preserve">An explicit dimension-total edit, if given, wins over the recomputed total (for an externally supplied</w:t>
-      </w:r>
-      <w:r>
-        <w:t xml:space="preserve"> </w:t>
-      </w:r>
-      <w:r>
-        <w:t xml:space="preserve">official figure).</w:t>
+        <w:rPr>
+          <w:i/>
+          <w:iCs/>
+        </w:rPr>
+        <w:t xml:space="preserve">[Removed October 2026]</w:t>
+      </w:r>
+      <w:r>
+        <w:t xml:space="preserve"> </w:t>
+      </w:r>
+      <w:r>
+        <w:t xml:space="preserve">Dimension totals are always derived from the indicators and cannot be</w:t>
+      </w:r>
+      <w:r>
+        <w:t xml:space="preserve"> </w:t>
+      </w:r>
+      <w:r>
+        <w:t xml:space="preserve">overridden by hand.</w:t>
       </w:r>
     </w:p>
     <w:p>
@@ -3301,84 +3513,25 @@
           <w:b/>
           <w:bCs/>
         </w:rPr>
-        <w:t xml:space="preserve">Apply the floors and the official line:</w:t>
-      </w:r>
-    </w:p>
-    <w:p>
-      <w:pPr>
-        <w:pStyle w:val="Compact"/>
-        <w:numPr>
-          <w:ilvl w:val="1"/>
-          <w:numId w:val="1008"/>
-        </w:numPr>
-      </w:pPr>
-      <w:r>
-        <w:rPr>
-          <w:b/>
-          <w:bCs/>
-        </w:rPr>
-        <w:t xml:space="preserve">Raise-only for documented hazards</w:t>
-      </w:r>
-      <w:r>
-        <w:t xml:space="preserve"> </w:t>
-      </w:r>
-      <w:r>
-        <w:t xml:space="preserve">- a refreshed hazard takes</w:t>
-      </w:r>
-      <w:r>
-        <w:t xml:space="preserve"> </w:t>
-      </w:r>
-      <w:r>
-        <w:rPr>
-          <w:rStyle w:val="VerbatimChar"/>
-        </w:rPr>
-        <w:t xml:space="preserve">max(new, documented floor)</w:t>
-      </w:r>
-      <w:r>
-        <w:t xml:space="preserve">, so a</w:t>
-      </w:r>
-      <w:r>
-        <w:t xml:space="preserve"> </w:t>
-      </w:r>
-      <w:r>
-        <w:t xml:space="preserve">known hazard is never silently lowered.</w:t>
-      </w:r>
-    </w:p>
-    <w:p>
-      <w:pPr>
-        <w:pStyle w:val="Compact"/>
-        <w:numPr>
-          <w:ilvl w:val="1"/>
-          <w:numId w:val="1008"/>
-        </w:numPr>
-      </w:pPr>
-      <w:r>
-        <w:rPr>
-          <w:b/>
-          <w:bCs/>
-        </w:rPr>
-        <w:t xml:space="preserve">National stays official</w:t>
-      </w:r>
-      <w:r>
-        <w:t xml:space="preserve"> </w:t>
-      </w:r>
-      <w:r>
-        <w:t xml:space="preserve">- never re-aggregate the national value from the units; it is the</w:t>
-      </w:r>
-      <w:r>
-        <w:t xml:space="preserve"> </w:t>
-      </w:r>
-      <w:r>
-        <w:t xml:space="preserve">authoritative INFORM Tanzania figure (</w:t>
-      </w:r>
-      <w:r>
-        <w:rPr>
-          <w:rStyle w:val="VerbatimChar"/>
-        </w:rPr>
-        <w:t xml:space="preserve">NATIONAL_UNIT</w:t>
-      </w:r>
-      <w:r>
-        <w:t xml:space="preserve">).</w:t>
+        <w:t xml:space="preserve">No floors and no fixed national line (since October 2026):</w:t>
+      </w:r>
+      <w:r>
+        <w:t xml:space="preserve"> </w:t>
+      </w:r>
+      <w:r>
+        <w:t xml:space="preserve">a refreshed value replaces the</w:t>
+      </w:r>
+      <w:r>
+        <w:t xml:space="preserve"> </w:t>
+      </w:r>
+      <w:r>
+        <w:t xml:space="preserve">previous value for the units it covers, up or down, with its source and method recorded; the</w:t>
+      </w:r>
+      <w:r>
+        <w:t xml:space="preserve"> </w:t>
+      </w:r>
+      <w:r>
+        <w:t xml:space="preserve">national figure is recomputed as the INFORM aggregate of the councils and is never set by hand.</w:t>
       </w:r>
     </w:p>
     <w:p>
@@ -3602,6 +3755,178 @@
       </w:pPr>
       <w:r>
         <w:t xml:space="preserve">This is the common, safe case. A unit genuinely lacks data for an indicator.</w:t>
+      </w:r>
+    </w:p>
+    <w:p>
+      <w:pPr>
+        <w:pStyle w:val="Compact"/>
+        <w:numPr>
+          <w:ilvl w:val="0"/>
+          <w:numId w:val="1008"/>
+        </w:numPr>
+      </w:pPr>
+      <w:r>
+        <w:t xml:space="preserve">Set the leaf to</w:t>
+      </w:r>
+      <w:r>
+        <w:t xml:space="preserve"> </w:t>
+      </w:r>
+      <w:r>
+        <w:rPr>
+          <w:rStyle w:val="VerbatimChar"/>
+          <w:b/>
+          <w:bCs/>
+        </w:rPr>
+        <w:t xml:space="preserve">null</w:t>
+      </w:r>
+      <w:r>
+        <w:t xml:space="preserve"> </w:t>
+      </w:r>
+      <w:r>
+        <w:t xml:space="preserve">(through Data Entry, or in the dataset for a permanent gap). Do</w:t>
+      </w:r>
+      <w:r>
+        <w:t xml:space="preserve"> </w:t>
+      </w:r>
+      <w:r>
+        <w:rPr>
+          <w:b/>
+          <w:bCs/>
+        </w:rPr>
+        <w:t xml:space="preserve">not</w:t>
+      </w:r>
+      <w:r>
+        <w:t xml:space="preserve"> </w:t>
+      </w:r>
+      <w:r>
+        <w:t xml:space="preserve">use</w:t>
+      </w:r>
+      <w:r>
+        <w:t xml:space="preserve"> </w:t>
+      </w:r>
+      <w:r>
+        <w:rPr>
+          <w:rStyle w:val="VerbatimChar"/>
+        </w:rPr>
+        <w:t xml:space="preserve">0</w:t>
+      </w:r>
+      <w:r>
+        <w:t xml:space="preserve">.</w:t>
+      </w:r>
+    </w:p>
+    <w:p>
+      <w:pPr>
+        <w:pStyle w:val="Compact"/>
+        <w:numPr>
+          <w:ilvl w:val="0"/>
+          <w:numId w:val="1008"/>
+        </w:numPr>
+      </w:pPr>
+      <w:r>
+        <w:t xml:space="preserve">The engine</w:t>
+      </w:r>
+      <w:r>
+        <w:t xml:space="preserve"> </w:t>
+      </w:r>
+      <w:r>
+        <w:rPr>
+          <w:b/>
+          <w:bCs/>
+        </w:rPr>
+        <w:t xml:space="preserve">excludes</w:t>
+      </w:r>
+      <w:r>
+        <w:t xml:space="preserve"> </w:t>
+      </w:r>
+      <w:r>
+        <w:t xml:space="preserve">it: the category averages over the remaining leaves, the dimension geomean and</w:t>
+      </w:r>
+      <w:r>
+        <w:t xml:space="preserve"> </w:t>
+      </w:r>
+      <w:r>
+        <w:t xml:space="preserve">risk recompute, and the unit’s</w:t>
+      </w:r>
+      <w:r>
+        <w:t xml:space="preserve"> </w:t>
+      </w:r>
+      <w:r>
+        <w:rPr>
+          <w:b/>
+          <w:bCs/>
+        </w:rPr>
+        <w:t xml:space="preserve">data-coverage percentage drops</w:t>
+      </w:r>
+      <w:r>
+        <w:t xml:space="preserve"> </w:t>
+      </w:r>
+      <w:r>
+        <w:t xml:space="preserve">to report the lower reliability.</w:t>
+      </w:r>
+    </w:p>
+    <w:p>
+      <w:pPr>
+        <w:pStyle w:val="Compact"/>
+        <w:numPr>
+          <w:ilvl w:val="0"/>
+          <w:numId w:val="1008"/>
+        </w:numPr>
+      </w:pPr>
+      <w:r>
+        <w:t xml:space="preserve">The indicator still exists in the model for every other unit; only this place stops counting it.</w:t>
+      </w:r>
+    </w:p>
+    <w:bookmarkEnd w:id="14"/>
+    <w:bookmarkStart w:id="15" w:name="X50523e6739bc41c69ccedd225ecf58c0a22c967"/>
+    <w:p>
+      <w:pPr>
+        <w:pStyle w:val="Heading2"/>
+      </w:pPr>
+      <w:r>
+        <w:t xml:space="preserve">3B. Remove an indicator from the whole model (structural change)</w:t>
+      </w:r>
+    </w:p>
+    <w:p>
+      <w:pPr>
+        <w:pStyle w:val="FirstParagraph"/>
+      </w:pPr>
+      <w:r>
+        <w:t xml:space="preserve">This retires a leaf everywhere. Do it deliberately - it changes the</w:t>
+      </w:r>
+      <w:r>
+        <w:t xml:space="preserve"> </w:t>
+      </w:r>
+      <w:r>
+        <w:rPr>
+          <w:b/>
+          <w:bCs/>
+        </w:rPr>
+        <w:t xml:space="preserve">set</w:t>
+      </w:r>
+      <w:r>
+        <w:t xml:space="preserve"> </w:t>
+      </w:r>
+      <w:r>
+        <w:t xml:space="preserve">a category averages, which</w:t>
+      </w:r>
+      <w:r>
+        <w:t xml:space="preserve"> </w:t>
+      </w:r>
+      <w:r>
+        <w:t xml:space="preserve">can move risk up</w:t>
+      </w:r>
+      <w:r>
+        <w:t xml:space="preserve"> </w:t>
+      </w:r>
+      <w:r>
+        <w:rPr>
+          <w:b/>
+          <w:bCs/>
+        </w:rPr>
+        <w:t xml:space="preserve">or down</w:t>
+      </w:r>
+      <w:r>
+        <w:t xml:space="preserve">.</w:t>
       </w:r>
     </w:p>
     <w:p>
@@ -3613,52 +3938,62 @@
         </w:numPr>
       </w:pPr>
       <w:r>
-        <w:t xml:space="preserve">Set the leaf to</w:t>
-      </w:r>
-      <w:r>
-        <w:t xml:space="preserve"> </w:t>
-      </w:r>
-      <w:r>
-        <w:rPr>
-          <w:rStyle w:val="VerbatimChar"/>
-          <w:b/>
-          <w:bCs/>
-        </w:rPr>
-        <w:t xml:space="preserve">null</w:t>
-      </w:r>
-      <w:r>
-        <w:t xml:space="preserve"> </w:t>
-      </w:r>
-      <w:r>
-        <w:t xml:space="preserve">(through Data Entry, or in the dataset for a permanent gap). Do</w:t>
-      </w:r>
-      <w:r>
-        <w:t xml:space="preserve"> </w:t>
-      </w:r>
-      <w:r>
-        <w:rPr>
-          <w:b/>
-          <w:bCs/>
-        </w:rPr>
-        <w:t xml:space="preserve">not</w:t>
-      </w:r>
-      <w:r>
-        <w:t xml:space="preserve"> </w:t>
-      </w:r>
-      <w:r>
-        <w:t xml:space="preserve">use</w:t>
-      </w:r>
-      <w:r>
-        <w:t xml:space="preserve"> </w:t>
-      </w:r>
-      <w:r>
-        <w:rPr>
-          <w:rStyle w:val="VerbatimChar"/>
-        </w:rPr>
-        <w:t xml:space="preserve">0</w:t>
-      </w:r>
-      <w:r>
-        <w:t xml:space="preserve">.</w:t>
+        <w:rPr>
+          <w:b/>
+          <w:bCs/>
+        </w:rPr>
+        <w:t xml:space="preserve">Structure:</w:t>
+      </w:r>
+      <w:r>
+        <w:t xml:space="preserve"> </w:t>
+      </w:r>
+      <w:r>
+        <w:t xml:space="preserve">delete the leaf’s</w:t>
+      </w:r>
+      <w:r>
+        <w:t xml:space="preserve"> </w:t>
+      </w:r>
+      <w:r>
+        <w:rPr>
+          <w:rStyle w:val="VerbatimChar"/>
+        </w:rPr>
+        <w:t xml:space="preserve">{ k, label }</w:t>
+      </w:r>
+      <w:r>
+        <w:t xml:space="preserve"> </w:t>
+      </w:r>
+      <w:r>
+        <w:t xml:space="preserve">entry from the right category in</w:t>
+      </w:r>
+      <w:r>
+        <w:t xml:space="preserve"> </w:t>
+      </w:r>
+      <w:r>
+        <w:rPr>
+          <w:rStyle w:val="VerbatimChar"/>
+        </w:rPr>
+        <w:t xml:space="preserve">DIMENSION_TREE</w:t>
+      </w:r>
+      <w:r>
+        <w:t xml:space="preserve"> </w:t>
+      </w:r>
+      <w:r>
+        <w:t xml:space="preserve">(</w:t>
+      </w:r>
+      <w:r>
+        <w:rPr>
+          <w:rStyle w:val="VerbatimChar"/>
+        </w:rPr>
+        <w:t xml:space="preserve">riskModel.js</w:t>
+      </w:r>
+      <w:r>
+        <w:t xml:space="preserve">). This removes it from the lenses, tooltips, detail lists and coverage count in one</w:t>
+      </w:r>
+      <w:r>
+        <w:t xml:space="preserve"> </w:t>
+      </w:r>
+      <w:r>
+        <w:t xml:space="preserve">place.</w:t>
       </w:r>
     </w:p>
     <w:p>
@@ -3670,45 +4005,59 @@
         </w:numPr>
       </w:pPr>
       <w:r>
-        <w:t xml:space="preserve">The engine</w:t>
-      </w:r>
-      <w:r>
-        <w:t xml:space="preserve"> </w:t>
-      </w:r>
-      <w:r>
-        <w:rPr>
-          <w:b/>
-          <w:bCs/>
-        </w:rPr>
-        <w:t xml:space="preserve">excludes</w:t>
-      </w:r>
-      <w:r>
-        <w:t xml:space="preserve"> </w:t>
-      </w:r>
-      <w:r>
-        <w:t xml:space="preserve">it: the category averages over the remaining leaves, the dimension geomean and</w:t>
-      </w:r>
-      <w:r>
-        <w:t xml:space="preserve"> </w:t>
-      </w:r>
-      <w:r>
-        <w:t xml:space="preserve">risk recompute, and the unit’s</w:t>
-      </w:r>
-      <w:r>
-        <w:t xml:space="preserve"> </w:t>
-      </w:r>
-      <w:r>
-        <w:rPr>
-          <w:b/>
-          <w:bCs/>
-        </w:rPr>
-        <w:t xml:space="preserve">data-coverage percentage drops</w:t>
-      </w:r>
-      <w:r>
-        <w:t xml:space="preserve"> </w:t>
-      </w:r>
-      <w:r>
-        <w:t xml:space="preserve">to report the lower reliability.</w:t>
+        <w:rPr>
+          <w:b/>
+          <w:bCs/>
+        </w:rPr>
+        <w:t xml:space="preserve">Data:</w:t>
+      </w:r>
+      <w:r>
+        <w:t xml:space="preserve"> </w:t>
+      </w:r>
+      <w:r>
+        <w:t xml:space="preserve">remove or</w:t>
+      </w:r>
+      <w:r>
+        <w:t xml:space="preserve"> </w:t>
+      </w:r>
+      <w:r>
+        <w:rPr>
+          <w:rStyle w:val="VerbatimChar"/>
+        </w:rPr>
+        <w:t xml:space="preserve">null</w:t>
+      </w:r>
+      <w:r>
+        <w:t xml:space="preserve"> </w:t>
+      </w:r>
+      <w:r>
+        <w:t xml:space="preserve">that leaf across</w:t>
+      </w:r>
+      <w:r>
+        <w:t xml:space="preserve"> </w:t>
+      </w:r>
+      <w:r>
+        <w:rPr>
+          <w:rStyle w:val="VerbatimChar"/>
+        </w:rPr>
+        <w:t xml:space="preserve">tanzania-inform-risk.json</w:t>
+      </w:r>
+      <w:r>
+        <w:t xml:space="preserve"> </w:t>
+      </w:r>
+      <w:r>
+        <w:t xml:space="preserve">(and the council overlay if it</w:t>
+      </w:r>
+      <w:r>
+        <w:t xml:space="preserve"> </w:t>
+      </w:r>
+      <w:r>
+        <w:t xml:space="preserve">is a Hazard or Exposure leaf). Leaving stale leaves in the data while the tree no longer lists them is</w:t>
+      </w:r>
+      <w:r>
+        <w:t xml:space="preserve"> </w:t>
+      </w:r>
+      <w:r>
+        <w:t xml:space="preserve">harmless to the math (the tree drives aggregation) but is untidy - clean it.</w:t>
       </w:r>
     </w:p>
     <w:p>
@@ -3720,17 +4069,85 @@
         </w:numPr>
       </w:pPr>
       <w:r>
-        <w:t xml:space="preserve">The indicator still exists in the model for every other unit; only this place stops counting it.</w:t>
-      </w:r>
-    </w:p>
-    <w:bookmarkEnd w:id="14"/>
-    <w:bookmarkStart w:id="15" w:name="X50523e6739bc41c69ccedd225ecf58c0a22c967"/>
-    <w:p>
-      <w:pPr>
-        <w:pStyle w:val="Heading2"/>
-      </w:pPr>
-      <w:r>
-        <w:t xml:space="preserve">3B. Remove an indicator from the whole model (structural change)</w:t>
+        <w:rPr>
+          <w:b/>
+          <w:bCs/>
+        </w:rPr>
+        <w:t xml:space="preserve">Provenance:</w:t>
+      </w:r>
+      <w:r>
+        <w:t xml:space="preserve"> </w:t>
+      </w:r>
+      <w:r>
+        <w:t xml:space="preserve">remove its entry from</w:t>
+      </w:r>
+      <w:r>
+        <w:t xml:space="preserve"> </w:t>
+      </w:r>
+      <w:r>
+        <w:rPr>
+          <w:rStyle w:val="VerbatimChar"/>
+        </w:rPr>
+        <w:t xml:space="preserve">INDICATOR_SOURCE</w:t>
+      </w:r>
+      <w:r>
+        <w:t xml:space="preserve"> </w:t>
+      </w:r>
+      <w:r>
+        <w:t xml:space="preserve">in</w:t>
+      </w:r>
+      <w:r>
+        <w:t xml:space="preserve"> </w:t>
+      </w:r>
+      <w:r>
+        <w:rPr>
+          <w:rStyle w:val="VerbatimChar"/>
+        </w:rPr>
+        <w:t xml:space="preserve">indicatorSources.js</w:t>
+      </w:r>
+      <w:r>
+        <w:t xml:space="preserve">.</w:t>
+      </w:r>
+    </w:p>
+    <w:p>
+      <w:pPr>
+        <w:pStyle w:val="Compact"/>
+        <w:numPr>
+          <w:ilvl w:val="0"/>
+          <w:numId w:val="1009"/>
+        </w:numPr>
+      </w:pPr>
+      <w:r>
+        <w:rPr>
+          <w:b/>
+          <w:bCs/>
+        </w:rPr>
+        <w:t xml:space="preserve">Rebuild and review</w:t>
+      </w:r>
+      <w:r>
+        <w:t xml:space="preserve"> </w:t>
+      </w:r>
+      <w:r>
+        <w:t xml:space="preserve">(Section 4). Because the category now averages fewer leaves, the dimension</w:t>
+      </w:r>
+      <w:r>
+        <w:t xml:space="preserve"> </w:t>
+      </w:r>
+      <w:r>
+        <w:t xml:space="preserve">total and risk</w:t>
+      </w:r>
+      <w:r>
+        <w:t xml:space="preserve"> </w:t>
+      </w:r>
+      <w:r>
+        <w:rPr>
+          <w:b/>
+          <w:bCs/>
+        </w:rPr>
+        <w:t xml:space="preserve">will move</w:t>
+      </w:r>
+      <w:r>
+        <w:t xml:space="preserve">. Confirm the move is intended.</w:t>
       </w:r>
     </w:p>
     <w:p>
@@ -3738,42 +4155,11 @@
         <w:pStyle w:val="FirstParagraph"/>
       </w:pPr>
       <w:r>
-        <w:t xml:space="preserve">This retires a leaf everywhere. Do it deliberately - it changes the</w:t>
-      </w:r>
-      <w:r>
-        <w:t xml:space="preserve"> </w:t>
-      </w:r>
-      <w:r>
-        <w:rPr>
-          <w:b/>
-          <w:bCs/>
-        </w:rPr>
-        <w:t xml:space="preserve">set</w:t>
-      </w:r>
-      <w:r>
-        <w:t xml:space="preserve"> </w:t>
-      </w:r>
-      <w:r>
-        <w:t xml:space="preserve">a category averages, which</w:t>
-      </w:r>
-      <w:r>
-        <w:t xml:space="preserve"> </w:t>
-      </w:r>
-      <w:r>
-        <w:t xml:space="preserve">can move risk up</w:t>
-      </w:r>
-      <w:r>
-        <w:t xml:space="preserve"> </w:t>
-      </w:r>
-      <w:r>
-        <w:rPr>
-          <w:b/>
-          <w:bCs/>
-        </w:rPr>
-        <w:t xml:space="preserve">or down</w:t>
-      </w:r>
-      <w:r>
-        <w:t xml:space="preserve">.</w:t>
+        <w:rPr>
+          <w:b/>
+          <w:bCs/>
+        </w:rPr>
+        <w:t xml:space="preserve">Review gate before a structural delete:</w:t>
       </w:r>
     </w:p>
     <w:p>
@@ -3789,58 +4175,34 @@
           <w:b/>
           <w:bCs/>
         </w:rPr>
-        <w:t xml:space="preserve">Structure:</w:t>
-      </w:r>
-      <w:r>
-        <w:t xml:space="preserve"> </w:t>
-      </w:r>
-      <w:r>
-        <w:t xml:space="preserve">delete the leaf’s</w:t>
-      </w:r>
-      <w:r>
-        <w:t xml:space="preserve"> </w:t>
-      </w:r>
-      <w:r>
-        <w:rPr>
-          <w:rStyle w:val="VerbatimChar"/>
-        </w:rPr>
-        <w:t xml:space="preserve">{ k, label }</w:t>
-      </w:r>
-      <w:r>
-        <w:t xml:space="preserve"> </w:t>
-      </w:r>
-      <w:r>
-        <w:t xml:space="preserve">entry from the right category in</w:t>
-      </w:r>
-      <w:r>
-        <w:t xml:space="preserve"> </w:t>
-      </w:r>
-      <w:r>
-        <w:rPr>
-          <w:rStyle w:val="VerbatimChar"/>
-        </w:rPr>
-        <w:t xml:space="preserve">DIMENSION_TREE</w:t>
-      </w:r>
-      <w:r>
-        <w:t xml:space="preserve"> </w:t>
-      </w:r>
-      <w:r>
-        <w:t xml:space="preserve">(</w:t>
-      </w:r>
-      <w:r>
-        <w:rPr>
-          <w:rStyle w:val="VerbatimChar"/>
-        </w:rPr>
-        <w:t xml:space="preserve">riskModel.js</w:t>
-      </w:r>
-      <w:r>
-        <w:t xml:space="preserve">). This removes it from the lenses, tooltips, detail lists and coverage count in one</w:t>
-      </w:r>
-      <w:r>
-        <w:t xml:space="preserve"> </w:t>
-      </w:r>
-      <w:r>
-        <w:t xml:space="preserve">place.</w:t>
+        <w:t xml:space="preserve">Do not delete to make a hazard disappear.</w:t>
+      </w:r>
+      <w:r>
+        <w:t xml:space="preserve"> </w:t>
+      </w:r>
+      <w:r>
+        <w:t xml:space="preserve">A leaf is retired only model-wide, on the authority of</w:t>
+      </w:r>
+      <w:r>
+        <w:t xml:space="preserve"> </w:t>
+      </w:r>
+      <w:r>
+        <w:t xml:space="preserve">the indicator’s custodian, with the reason logged; to mark one place as unknown set it to</w:t>
+      </w:r>
+      <w:r>
+        <w:t xml:space="preserve"> </w:t>
+      </w:r>
+      <w:r>
+        <w:rPr>
+          <w:rStyle w:val="VerbatimChar"/>
+        </w:rPr>
+        <w:t xml:space="preserve">null</w:t>
+      </w:r>
+      <w:r>
+        <w:t xml:space="preserve"> </w:t>
+      </w:r>
+      <w:r>
+        <w:t xml:space="preserve">(per 3A).</w:t>
       </w:r>
     </w:p>
     <w:p>
@@ -3856,55 +4218,19 @@
           <w:b/>
           <w:bCs/>
         </w:rPr>
-        <w:t xml:space="preserve">Data:</w:t>
-      </w:r>
-      <w:r>
-        <w:t xml:space="preserve"> </w:t>
-      </w:r>
-      <w:r>
-        <w:t xml:space="preserve">remove or</w:t>
-      </w:r>
-      <w:r>
-        <w:t xml:space="preserve"> </w:t>
-      </w:r>
-      <w:r>
-        <w:rPr>
-          <w:rStyle w:val="VerbatimChar"/>
-        </w:rPr>
-        <w:t xml:space="preserve">null</w:t>
-      </w:r>
-      <w:r>
-        <w:t xml:space="preserve"> </w:t>
-      </w:r>
-      <w:r>
-        <w:t xml:space="preserve">that leaf across</w:t>
-      </w:r>
-      <w:r>
-        <w:t xml:space="preserve"> </w:t>
-      </w:r>
-      <w:r>
-        <w:rPr>
-          <w:rStyle w:val="VerbatimChar"/>
-        </w:rPr>
-        <w:t xml:space="preserve">tanzania-inform-risk.json</w:t>
-      </w:r>
-      <w:r>
-        <w:t xml:space="preserve"> </w:t>
-      </w:r>
-      <w:r>
-        <w:t xml:space="preserve">(and the council overlay if it</w:t>
-      </w:r>
-      <w:r>
-        <w:t xml:space="preserve"> </w:t>
-      </w:r>
-      <w:r>
-        <w:t xml:space="preserve">is a Hazard or Exposure leaf). Leaving stale leaves in the data while the tree no longer lists them is</w:t>
-      </w:r>
-      <w:r>
-        <w:t xml:space="preserve"> </w:t>
-      </w:r>
-      <w:r>
-        <w:t xml:space="preserve">harmless to the math (the tree drives aggregation) but is untidy - clean it.</w:t>
+        <w:t xml:space="preserve">The national aggregate recomputes</w:t>
+      </w:r>
+      <w:r>
+        <w:t xml:space="preserve"> </w:t>
+      </w:r>
+      <w:r>
+        <w:t xml:space="preserve">with every change; a structural delete must never be used to</w:t>
+      </w:r>
+      <w:r>
+        <w:t xml:space="preserve"> </w:t>
+      </w:r>
+      <w:r>
+        <w:t xml:space="preserve">steer it.</w:t>
       </w:r>
     </w:p>
     <w:p>
@@ -3920,93 +4246,54 @@
           <w:b/>
           <w:bCs/>
         </w:rPr>
-        <w:t xml:space="preserve">Provenance:</w:t>
-      </w:r>
-      <w:r>
-        <w:t xml:space="preserve"> </w:t>
-      </w:r>
-      <w:r>
-        <w:t xml:space="preserve">remove its entry from</w:t>
-      </w:r>
-      <w:r>
-        <w:t xml:space="preserve"> </w:t>
-      </w:r>
-      <w:r>
-        <w:rPr>
-          <w:rStyle w:val="VerbatimChar"/>
-        </w:rPr>
-        <w:t xml:space="preserve">INDICATOR_SOURCE</w:t>
-      </w:r>
-      <w:r>
-        <w:t xml:space="preserve"> </w:t>
-      </w:r>
-      <w:r>
-        <w:t xml:space="preserve">in</w:t>
-      </w:r>
-      <w:r>
-        <w:t xml:space="preserve"> </w:t>
-      </w:r>
-      <w:r>
-        <w:rPr>
-          <w:rStyle w:val="VerbatimChar"/>
-        </w:rPr>
-        <w:t xml:space="preserve">indicatorSources.js</w:t>
-      </w:r>
-      <w:r>
-        <w:t xml:space="preserve">.</w:t>
-      </w:r>
-    </w:p>
-    <w:p>
-      <w:pPr>
-        <w:pStyle w:val="Compact"/>
-        <w:numPr>
-          <w:ilvl w:val="0"/>
-          <w:numId w:val="1010"/>
-        </w:numPr>
-      </w:pPr>
-      <w:r>
-        <w:rPr>
-          <w:b/>
-          <w:bCs/>
-        </w:rPr>
-        <w:t xml:space="preserve">Rebuild and review</w:t>
-      </w:r>
-      <w:r>
-        <w:t xml:space="preserve"> </w:t>
-      </w:r>
-      <w:r>
-        <w:t xml:space="preserve">(Section 4). Because the category now averages fewer leaves, the dimension</w:t>
-      </w:r>
-      <w:r>
-        <w:t xml:space="preserve"> </w:t>
-      </w:r>
-      <w:r>
-        <w:t xml:space="preserve">total and risk</w:t>
-      </w:r>
-      <w:r>
-        <w:t xml:space="preserve"> </w:t>
-      </w:r>
-      <w:r>
-        <w:rPr>
-          <w:b/>
-          <w:bCs/>
-        </w:rPr>
-        <w:t xml:space="preserve">will move</w:t>
-      </w:r>
-      <w:r>
-        <w:t xml:space="preserve">. Confirm the move is intended.</w:t>
-      </w:r>
-    </w:p>
-    <w:p>
-      <w:pPr>
-        <w:pStyle w:val="FirstParagraph"/>
-      </w:pPr>
-      <w:r>
-        <w:rPr>
-          <w:b/>
-          <w:bCs/>
-        </w:rPr>
-        <w:t xml:space="preserve">Review gate before a structural delete:</w:t>
+        <w:t xml:space="preserve">A category must keep at least one leaf</w:t>
+      </w:r>
+      <w:r>
+        <w:t xml:space="preserve"> </w:t>
+      </w:r>
+      <w:r>
+        <w:t xml:space="preserve">- an empty category aggregates to</w:t>
+      </w:r>
+      <w:r>
+        <w:t xml:space="preserve"> </w:t>
+      </w:r>
+      <w:r>
+        <w:rPr>
+          <w:rStyle w:val="VerbatimChar"/>
+        </w:rPr>
+        <w:t xml:space="preserve">null</w:t>
+      </w:r>
+      <w:r>
+        <w:t xml:space="preserve"> </w:t>
+      </w:r>
+      <w:r>
+        <w:t xml:space="preserve">and drops out of</w:t>
+      </w:r>
+      <w:r>
+        <w:t xml:space="preserve"> </w:t>
+      </w:r>
+      <w:r>
+        <w:t xml:space="preserve">the dimension geomean, which is rarely what you want.</w:t>
+      </w:r>
+    </w:p>
+    <w:bookmarkEnd w:id="15"/>
+    <w:bookmarkStart w:id="16" w:name="c.-what-deletion-is-not"/>
+    <w:p>
+      <w:pPr>
+        <w:pStyle w:val="Heading2"/>
+      </w:pPr>
+      <w:r>
+        <w:t xml:space="preserve">3C. What deletion is</w:t>
+      </w:r>
+      <w:r>
+        <w:t xml:space="preserve"> </w:t>
+      </w:r>
+      <w:r>
+        <w:rPr>
+          <w:b/>
+          <w:bCs/>
+        </w:rPr>
+        <w:t xml:space="preserve">not</w:t>
       </w:r>
     </w:p>
     <w:p>
@@ -4018,23 +4305,53 @@
         </w:numPr>
       </w:pPr>
       <w:r>
-        <w:rPr>
-          <w:b/>
-          <w:bCs/>
-        </w:rPr>
-        <w:t xml:space="preserve">Do not delete to make a documented hazard disappear.</w:t>
-      </w:r>
-      <w:r>
-        <w:t xml:space="preserve"> </w:t>
-      </w:r>
-      <w:r>
-        <w:t xml:space="preserve">If removing a leaf would lower a unit’s</w:t>
-      </w:r>
-      <w:r>
-        <w:t xml:space="preserve"> </w:t>
-      </w:r>
-      <w:r>
-        <w:t xml:space="preserve">documented hazard, that violates the raise-only principle - keep the leaf (set the place to</w:t>
+        <w:t xml:space="preserve">Setting a leaf to</w:t>
+      </w:r>
+      <w:r>
+        <w:t xml:space="preserve"> </w:t>
+      </w:r>
+      <w:r>
+        <w:rPr>
+          <w:rStyle w:val="VerbatimChar"/>
+        </w:rPr>
+        <w:t xml:space="preserve">0</w:t>
+      </w:r>
+      <w:r>
+        <w:t xml:space="preserve"> </w:t>
+      </w:r>
+      <w:r>
+        <w:t xml:space="preserve">is</w:t>
+      </w:r>
+      <w:r>
+        <w:t xml:space="preserve"> </w:t>
+      </w:r>
+      <w:r>
+        <w:rPr>
+          <w:b/>
+          <w:bCs/>
+        </w:rPr>
+        <w:t xml:space="preserve">not</w:t>
+      </w:r>
+      <w:r>
+        <w:t xml:space="preserve"> </w:t>
+      </w:r>
+      <w:r>
+        <w:t xml:space="preserve">a delete -</w:t>
+      </w:r>
+      <w:r>
+        <w:t xml:space="preserve"> </w:t>
+      </w:r>
+      <w:r>
+        <w:rPr>
+          <w:rStyle w:val="VerbatimChar"/>
+        </w:rPr>
+        <w:t xml:space="preserve">0</w:t>
+      </w:r>
+      <w:r>
+        <w:t xml:space="preserve"> </w:t>
+      </w:r>
+      <w:r>
+        <w:t xml:space="preserve">is a real measured zero and is averaged in. Use</w:t>
       </w:r>
       <w:r>
         <w:t xml:space="preserve"> </w:t>
@@ -4046,10 +4363,7 @@
         <w:t xml:space="preserve">null</w:t>
       </w:r>
       <w:r>
-        <w:t xml:space="preserve"> </w:t>
-      </w:r>
-      <w:r>
-        <w:t xml:space="preserve">instead, per 3A) unless the indicator is genuinely retired model-wide on authority.</w:t>
+        <w:t xml:space="preserve">.</w:t>
       </w:r>
     </w:p>
     <w:p>
@@ -4061,70 +4375,7 @@
         </w:numPr>
       </w:pPr>
       <w:r>
-        <w:rPr>
-          <w:b/>
-          <w:bCs/>
-        </w:rPr>
-        <w:t xml:space="preserve">Keep national official</w:t>
-      </w:r>
-      <w:r>
-        <w:t xml:space="preserve"> </w:t>
-      </w:r>
-      <w:r>
-        <w:t xml:space="preserve">- a structural delete must not be used to alter the official national value.</w:t>
-      </w:r>
-    </w:p>
-    <w:p>
-      <w:pPr>
-        <w:pStyle w:val="Compact"/>
-        <w:numPr>
-          <w:ilvl w:val="0"/>
-          <w:numId w:val="1011"/>
-        </w:numPr>
-      </w:pPr>
-      <w:r>
-        <w:rPr>
-          <w:b/>
-          <w:bCs/>
-        </w:rPr>
-        <w:t xml:space="preserve">A category must keep at least one leaf</w:t>
-      </w:r>
-      <w:r>
-        <w:t xml:space="preserve"> </w:t>
-      </w:r>
-      <w:r>
-        <w:t xml:space="preserve">- an empty category aggregates to</w:t>
-      </w:r>
-      <w:r>
-        <w:t xml:space="preserve"> </w:t>
-      </w:r>
-      <w:r>
-        <w:rPr>
-          <w:rStyle w:val="VerbatimChar"/>
-        </w:rPr>
-        <w:t xml:space="preserve">null</w:t>
-      </w:r>
-      <w:r>
-        <w:t xml:space="preserve"> </w:t>
-      </w:r>
-      <w:r>
-        <w:t xml:space="preserve">and drops out of</w:t>
-      </w:r>
-      <w:r>
-        <w:t xml:space="preserve"> </w:t>
-      </w:r>
-      <w:r>
-        <w:t xml:space="preserve">the dimension geomean, which is rarely what you want.</w:t>
-      </w:r>
-    </w:p>
-    <w:bookmarkEnd w:id="15"/>
-    <w:bookmarkStart w:id="16" w:name="c.-what-deletion-is-not"/>
-    <w:p>
-      <w:pPr>
-        <w:pStyle w:val="Heading2"/>
-      </w:pPr>
-      <w:r>
-        <w:t xml:space="preserve">3C. What deletion is</w:t>
+        <w:t xml:space="preserve">Hiding an indicator in the UI is</w:t>
       </w:r>
       <w:r>
         <w:t xml:space="preserve"> </w:t>
@@ -4135,6 +4386,59 @@
           <w:bCs/>
         </w:rPr>
         <w:t xml:space="preserve">not</w:t>
+      </w:r>
+      <w:r>
+        <w:t xml:space="preserve"> </w:t>
+      </w:r>
+      <w:r>
+        <w:t xml:space="preserve">a delete - if it is still in</w:t>
+      </w:r>
+      <w:r>
+        <w:t xml:space="preserve"> </w:t>
+      </w:r>
+      <w:r>
+        <w:rPr>
+          <w:rStyle w:val="VerbatimChar"/>
+        </w:rPr>
+        <w:t xml:space="preserve">DIMENSION_TREE</w:t>
+      </w:r>
+      <w:r>
+        <w:t xml:space="preserve"> </w:t>
+      </w:r>
+      <w:r>
+        <w:t xml:space="preserve">and the data, it</w:t>
+      </w:r>
+      <w:r>
+        <w:t xml:space="preserve"> </w:t>
+      </w:r>
+      <w:r>
+        <w:t xml:space="preserve">still drives the math.</w:t>
+      </w:r>
+    </w:p>
+    <w:p>
+      <w:r>
+        <w:pict>
+          <v:rect style="width:0;height:1.5pt" o:hralign="center" o:hrstd="t" o:hr="t"/>
+        </w:pict>
+      </w:r>
+    </w:p>
+    <w:bookmarkEnd w:id="16"/>
+    <w:bookmarkEnd w:id="17"/>
+    <w:bookmarkStart w:id="18" w:name="X9be70a1948b13ce60ba530a75633e76e4701db2"/>
+    <w:p>
+      <w:pPr>
+        <w:pStyle w:val="Heading1"/>
+      </w:pPr>
+      <w:r>
+        <w:t xml:space="preserve">4. Verification after any update or delete (mandatory)</w:t>
+      </w:r>
+    </w:p>
+    <w:p>
+      <w:pPr>
+        <w:pStyle w:val="FirstParagraph"/>
+      </w:pPr>
+      <w:r>
+        <w:t xml:space="preserve">Run all four. An update or delete is not done until these pass.</w:t>
       </w:r>
     </w:p>
     <w:p>
@@ -4146,65 +4450,47 @@
         </w:numPr>
       </w:pPr>
       <w:r>
-        <w:t xml:space="preserve">Setting a leaf to</w:t>
-      </w:r>
-      <w:r>
-        <w:t xml:space="preserve"> </w:t>
-      </w:r>
-      <w:r>
-        <w:rPr>
-          <w:rStyle w:val="VerbatimChar"/>
-        </w:rPr>
-        <w:t xml:space="preserve">0</w:t>
-      </w:r>
-      <w:r>
-        <w:t xml:space="preserve"> </w:t>
-      </w:r>
-      <w:r>
-        <w:t xml:space="preserve">is</w:t>
-      </w:r>
-      <w:r>
-        <w:t xml:space="preserve"> </w:t>
-      </w:r>
-      <w:r>
-        <w:rPr>
-          <w:b/>
-          <w:bCs/>
-        </w:rPr>
-        <w:t xml:space="preserve">not</w:t>
-      </w:r>
-      <w:r>
-        <w:t xml:space="preserve"> </w:t>
-      </w:r>
-      <w:r>
-        <w:t xml:space="preserve">a delete -</w:t>
-      </w:r>
-      <w:r>
-        <w:t xml:space="preserve"> </w:t>
-      </w:r>
-      <w:r>
-        <w:rPr>
-          <w:rStyle w:val="VerbatimChar"/>
-        </w:rPr>
-        <w:t xml:space="preserve">0</w:t>
-      </w:r>
-      <w:r>
-        <w:t xml:space="preserve"> </w:t>
-      </w:r>
-      <w:r>
-        <w:t xml:space="preserve">is a real measured zero and is averaged in. Use</w:t>
-      </w:r>
-      <w:r>
-        <w:t xml:space="preserve"> </w:t>
-      </w:r>
-      <w:r>
-        <w:rPr>
-          <w:rStyle w:val="VerbatimChar"/>
-        </w:rPr>
-        <w:t xml:space="preserve">null</w:t>
-      </w:r>
-      <w:r>
-        <w:t xml:space="preserve">.</w:t>
+        <w:rPr>
+          <w:b/>
+          <w:bCs/>
+        </w:rPr>
+        <w:t xml:space="preserve">Build and tests:</w:t>
+      </w:r>
+      <w:r>
+        <w:t xml:space="preserve"> </w:t>
+      </w:r>
+      <w:r>
+        <w:rPr>
+          <w:rStyle w:val="VerbatimChar"/>
+        </w:rPr>
+        <w:t xml:space="preserve">npm run build</w:t>
+      </w:r>
+      <w:r>
+        <w:t xml:space="preserve"> </w:t>
+      </w:r>
+      <w:r>
+        <w:t xml:space="preserve">and</w:t>
+      </w:r>
+      <w:r>
+        <w:t xml:space="preserve"> </w:t>
+      </w:r>
+      <w:r>
+        <w:rPr>
+          <w:rStyle w:val="VerbatimChar"/>
+        </w:rPr>
+        <w:t xml:space="preserve">npx vitest run</w:t>
+      </w:r>
+      <w:r>
+        <w:t xml:space="preserve"> </w:t>
+      </w:r>
+      <w:r>
+        <w:t xml:space="preserve">- both green (the guard tests assert the</w:t>
+      </w:r>
+      <w:r>
+        <w:t xml:space="preserve"> </w:t>
+      </w:r>
+      <w:r>
+        <w:t xml:space="preserve">aggregation stays the exact INFORM engine).</w:t>
       </w:r>
     </w:p>
     <w:p>
@@ -4216,70 +4502,109 @@
         </w:numPr>
       </w:pPr>
       <w:r>
-        <w:t xml:space="preserve">Hiding an indicator in the UI is</w:t>
-      </w:r>
-      <w:r>
-        <w:t xml:space="preserve"> </w:t>
-      </w:r>
-      <w:r>
-        <w:rPr>
-          <w:b/>
-          <w:bCs/>
-        </w:rPr>
-        <w:t xml:space="preserve">not</w:t>
-      </w:r>
-      <w:r>
-        <w:t xml:space="preserve"> </w:t>
-      </w:r>
-      <w:r>
-        <w:t xml:space="preserve">a delete - if it is still in</w:t>
-      </w:r>
-      <w:r>
-        <w:t xml:space="preserve"> </w:t>
-      </w:r>
-      <w:r>
-        <w:rPr>
-          <w:rStyle w:val="VerbatimChar"/>
-        </w:rPr>
-        <w:t xml:space="preserve">DIMENSION_TREE</w:t>
-      </w:r>
-      <w:r>
-        <w:t xml:space="preserve"> </w:t>
-      </w:r>
-      <w:r>
-        <w:t xml:space="preserve">and the data, it</w:t>
-      </w:r>
-      <w:r>
-        <w:t xml:space="preserve"> </w:t>
-      </w:r>
-      <w:r>
-        <w:t xml:space="preserve">still drives the math.</w:t>
-      </w:r>
-    </w:p>
-    <w:p>
-      <w:r>
-        <w:pict>
-          <v:rect style="width:0;height:1.5pt" o:hralign="center" o:hrstd="t" o:hr="t"/>
-        </w:pict>
-      </w:r>
-    </w:p>
-    <w:bookmarkEnd w:id="16"/>
-    <w:bookmarkEnd w:id="17"/>
-    <w:bookmarkStart w:id="18" w:name="X9be70a1948b13ce60ba530a75633e76e4701db2"/>
-    <w:p>
-      <w:pPr>
-        <w:pStyle w:val="Heading1"/>
-      </w:pPr>
-      <w:r>
-        <w:t xml:space="preserve">4. Verification after any update or delete (mandatory)</w:t>
-      </w:r>
-    </w:p>
-    <w:p>
-      <w:pPr>
-        <w:pStyle w:val="FirstParagraph"/>
-      </w:pPr>
-      <w:r>
-        <w:t xml:space="preserve">Run all four. An update or delete is not done until these pass.</w:t>
+        <w:rPr>
+          <w:b/>
+          <w:bCs/>
+        </w:rPr>
+        <w:t xml:space="preserve">Engine-exactness check (0/195):</w:t>
+      </w:r>
+      <w:r>
+        <w:t xml:space="preserve"> </w:t>
+      </w:r>
+      <w:r>
+        <w:t xml:space="preserve">confirm every unit’s</w:t>
+      </w:r>
+      <w:r>
+        <w:t xml:space="preserve"> </w:t>
+      </w:r>
+      <w:r>
+        <w:rPr>
+          <w:rStyle w:val="VerbatimChar"/>
+        </w:rPr>
+        <w:t xml:space="preserve">hazard.total</w:t>
+      </w:r>
+      <w:r>
+        <w:t xml:space="preserve"> </w:t>
+      </w:r>
+      <w:r>
+        <w:t xml:space="preserve">equals the scaled GEOMEAN of</w:t>
+      </w:r>
+      <w:r>
+        <w:t xml:space="preserve"> </w:t>
+      </w:r>
+      <w:r>
+        <w:t xml:space="preserve">its categories and every</w:t>
+      </w:r>
+      <w:r>
+        <w:t xml:space="preserve"> </w:t>
+      </w:r>
+      <w:r>
+        <w:rPr>
+          <w:rStyle w:val="VerbatimChar"/>
+        </w:rPr>
+        <w:t xml:space="preserve">risk</w:t>
+      </w:r>
+      <w:r>
+        <w:t xml:space="preserve"> </w:t>
+      </w:r>
+      <w:r>
+        <w:t xml:space="preserve">equals</w:t>
+      </w:r>
+      <w:r>
+        <w:t xml:space="preserve"> </w:t>
+      </w:r>
+      <w:r>
+        <w:rPr>
+          <w:rStyle w:val="VerbatimChar"/>
+        </w:rPr>
+        <w:t xml:space="preserve">H^(1/3)·V^(1/3)·LCC^(1/3)</w:t>
+      </w:r>
+      <w:r>
+        <w:t xml:space="preserve">, at</w:t>
+      </w:r>
+      <w:r>
+        <w:t xml:space="preserve"> </w:t>
+      </w:r>
+      <w:r>
+        <w:rPr>
+          <w:b/>
+          <w:bCs/>
+        </w:rPr>
+        <w:t xml:space="preserve">both</w:t>
+      </w:r>
+      <w:r>
+        <w:t xml:space="preserve"> </w:t>
+      </w:r>
+      <w:r>
+        <w:t xml:space="preserve">the 170 source units</w:t>
+      </w:r>
+      <w:r>
+        <w:t xml:space="preserve"> </w:t>
+      </w:r>
+      <w:r>
+        <w:t xml:space="preserve">and the 195 councils. This is the same check that currently returns</w:t>
+      </w:r>
+      <w:r>
+        <w:t xml:space="preserve"> </w:t>
+      </w:r>
+      <w:r>
+        <w:rPr>
+          <w:b/>
+          <w:bCs/>
+        </w:rPr>
+        <w:t xml:space="preserve">0 mismatches</w:t>
+      </w:r>
+      <w:r>
+        <w:t xml:space="preserve"> </w:t>
+      </w:r>
+      <w:r>
+        <w:t xml:space="preserve">at both levels;</w:t>
+      </w:r>
+      <w:r>
+        <w:t xml:space="preserve"> </w:t>
+      </w:r>
+      <w:r>
+        <w:t xml:space="preserve">keep it at zero.</w:t>
       </w:r>
     </w:p>
     <w:p>
@@ -4287,7 +4612,7 @@
         <w:pStyle w:val="Compact"/>
         <w:numPr>
           <w:ilvl w:val="0"/>
-          <w:numId w:val="1013"/>
+          <w:numId w:val="1012"/>
         </w:numPr>
       </w:pPr>
       <w:r>
@@ -4295,43 +4620,19 @@
           <w:b/>
           <w:bCs/>
         </w:rPr>
-        <w:t xml:space="preserve">Build and tests:</w:t>
-      </w:r>
-      <w:r>
-        <w:t xml:space="preserve"> </w:t>
-      </w:r>
-      <w:r>
-        <w:rPr>
-          <w:rStyle w:val="VerbatimChar"/>
-        </w:rPr>
-        <w:t xml:space="preserve">npm run build</w:t>
-      </w:r>
-      <w:r>
-        <w:t xml:space="preserve"> </w:t>
-      </w:r>
-      <w:r>
-        <w:t xml:space="preserve">and</w:t>
-      </w:r>
-      <w:r>
-        <w:t xml:space="preserve"> </w:t>
-      </w:r>
-      <w:r>
-        <w:rPr>
-          <w:rStyle w:val="VerbatimChar"/>
-        </w:rPr>
-        <w:t xml:space="preserve">npx vitest run</w:t>
-      </w:r>
-      <w:r>
-        <w:t xml:space="preserve"> </w:t>
-      </w:r>
-      <w:r>
-        <w:t xml:space="preserve">- both green (the guard tests assert the</w:t>
-      </w:r>
-      <w:r>
-        <w:t xml:space="preserve"> </w:t>
-      </w:r>
-      <w:r>
-        <w:t xml:space="preserve">aggregation stays the exact INFORM engine).</w:t>
+        <w:t xml:space="preserve">National recomputed:</w:t>
+      </w:r>
+      <w:r>
+        <w:t xml:space="preserve"> </w:t>
+      </w:r>
+      <w:r>
+        <w:t xml:space="preserve">the national aggregate changed only through the councils’ values; nothing</w:t>
+      </w:r>
+      <w:r>
+        <w:t xml:space="preserve"> </w:t>
+      </w:r>
+      <w:r>
+        <w:t xml:space="preserve">set it directly.</w:t>
       </w:r>
     </w:p>
     <w:p>
@@ -4339,7 +4640,7 @@
         <w:pStyle w:val="Compact"/>
         <w:numPr>
           <w:ilvl w:val="0"/>
-          <w:numId w:val="1013"/>
+          <w:numId w:val="1012"/>
         </w:numPr>
       </w:pPr>
       <w:r>
@@ -4347,170 +4648,19 @@
           <w:b/>
           <w:bCs/>
         </w:rPr>
-        <w:t xml:space="preserve">Engine-exactness check (0/195):</w:t>
-      </w:r>
-      <w:r>
-        <w:t xml:space="preserve"> </w:t>
-      </w:r>
-      <w:r>
-        <w:t xml:space="preserve">confirm every unit’s</w:t>
-      </w:r>
-      <w:r>
-        <w:t xml:space="preserve"> </w:t>
-      </w:r>
-      <w:r>
-        <w:rPr>
-          <w:rStyle w:val="VerbatimChar"/>
-        </w:rPr>
-        <w:t xml:space="preserve">hazard.total</w:t>
-      </w:r>
-      <w:r>
-        <w:t xml:space="preserve"> </w:t>
-      </w:r>
-      <w:r>
-        <w:t xml:space="preserve">equals the scaled GEOMEAN of</w:t>
-      </w:r>
-      <w:r>
-        <w:t xml:space="preserve"> </w:t>
-      </w:r>
-      <w:r>
-        <w:t xml:space="preserve">its categories and every</w:t>
-      </w:r>
-      <w:r>
-        <w:t xml:space="preserve"> </w:t>
-      </w:r>
-      <w:r>
-        <w:rPr>
-          <w:rStyle w:val="VerbatimChar"/>
-        </w:rPr>
-        <w:t xml:space="preserve">risk</w:t>
-      </w:r>
-      <w:r>
-        <w:t xml:space="preserve"> </w:t>
-      </w:r>
-      <w:r>
-        <w:t xml:space="preserve">equals</w:t>
-      </w:r>
-      <w:r>
-        <w:t xml:space="preserve"> </w:t>
-      </w:r>
-      <w:r>
-        <w:rPr>
-          <w:rStyle w:val="VerbatimChar"/>
-        </w:rPr>
-        <w:t xml:space="preserve">H^(1/3)·V^(1/3)·LCC^(1/3)</w:t>
-      </w:r>
-      <w:r>
-        <w:t xml:space="preserve">, at</w:t>
-      </w:r>
-      <w:r>
-        <w:t xml:space="preserve"> </w:t>
-      </w:r>
-      <w:r>
-        <w:rPr>
-          <w:b/>
-          <w:bCs/>
-        </w:rPr>
-        <w:t xml:space="preserve">both</w:t>
-      </w:r>
-      <w:r>
-        <w:t xml:space="preserve"> </w:t>
-      </w:r>
-      <w:r>
-        <w:t xml:space="preserve">the 170 source units</w:t>
-      </w:r>
-      <w:r>
-        <w:t xml:space="preserve"> </w:t>
-      </w:r>
-      <w:r>
-        <w:t xml:space="preserve">and the 195 councils. This is the same check that currently returns</w:t>
-      </w:r>
-      <w:r>
-        <w:t xml:space="preserve"> </w:t>
-      </w:r>
-      <w:r>
-        <w:rPr>
-          <w:b/>
-          <w:bCs/>
-        </w:rPr>
-        <w:t xml:space="preserve">0 mismatches</w:t>
-      </w:r>
-      <w:r>
-        <w:t xml:space="preserve"> </w:t>
-      </w:r>
-      <w:r>
-        <w:t xml:space="preserve">at both levels;</w:t>
-      </w:r>
-      <w:r>
-        <w:t xml:space="preserve"> </w:t>
-      </w:r>
-      <w:r>
-        <w:t xml:space="preserve">keep it at zero.</w:t>
-      </w:r>
-    </w:p>
-    <w:p>
-      <w:pPr>
-        <w:pStyle w:val="Compact"/>
-        <w:numPr>
-          <w:ilvl w:val="0"/>
-          <w:numId w:val="1013"/>
-        </w:numPr>
-      </w:pPr>
-      <w:r>
-        <w:rPr>
-          <w:b/>
-          <w:bCs/>
-        </w:rPr>
-        <w:t xml:space="preserve">National unchanged:</w:t>
-      </w:r>
-      <w:r>
-        <w:t xml:space="preserve"> </w:t>
-      </w:r>
-      <w:r>
-        <w:t xml:space="preserve">the official</w:t>
-      </w:r>
-      <w:r>
-        <w:t xml:space="preserve"> </w:t>
-      </w:r>
-      <w:r>
-        <w:rPr>
-          <w:rStyle w:val="VerbatimChar"/>
-        </w:rPr>
-        <w:t xml:space="preserve">NATIONAL_UNIT</w:t>
-      </w:r>
-      <w:r>
-        <w:t xml:space="preserve"> </w:t>
-      </w:r>
-      <w:r>
-        <w:t xml:space="preserve">value is untouched by the change.</w:t>
-      </w:r>
-    </w:p>
-    <w:p>
-      <w:pPr>
-        <w:pStyle w:val="Compact"/>
-        <w:numPr>
-          <w:ilvl w:val="0"/>
-          <w:numId w:val="1013"/>
-        </w:numPr>
-      </w:pPr>
-      <w:r>
-        <w:rPr>
-          <w:b/>
-          <w:bCs/>
-        </w:rPr>
         <w:t xml:space="preserve">Direction-of-change review:</w:t>
       </w:r>
       <w:r>
         <w:t xml:space="preserve"> </w:t>
       </w:r>
       <w:r>
-        <w:t xml:space="preserve">for a hazard update or any structural delete, confirm no documented</w:t>
-      </w:r>
-      <w:r>
-        <w:t xml:space="preserve"> </w:t>
-      </w:r>
-      <w:r>
-        <w:t xml:space="preserve">hazard was silently lowered (raise-only), and that data-coverage changed only where you intended.</w:t>
+        <w:t xml:space="preserve">for a hazard update or any structural delete, confirm that every</w:t>
+      </w:r>
+      <w:r>
+        <w:t xml:space="preserve"> </w:t>
+      </w:r>
+      <w:r>
+        <w:t xml:space="preserve">value moved for a sourced reason and that data-coverage changed only where you intended.</w:t>
       </w:r>
     </w:p>
     <w:p>
@@ -4648,7 +4798,7 @@
               <w:pStyle w:val="Compact"/>
             </w:pPr>
             <w:r>
-              <w:t xml:space="preserve">Script: raw CSV -&gt; standardise 0-10 (exact pipeline) -&gt; write leaf -&gt; recompute -&gt; raise-only floor -&gt; update source registry -&gt; verify</w:t>
+              <w:t xml:space="preserve">Data portal: the custodian submits the measured values at their level -&gt; the engine standardises by the workbook specification -&gt; review -&gt; recompute -&gt; provenance stamped</w:t>
             </w:r>
           </w:p>
         </w:tc>
@@ -4659,7 +4809,7 @@
               <w:pStyle w:val="Compact"/>
             </w:pPr>
             <w:r>
-              <w:t xml:space="preserve">values change; engine recomputes; national kept official</w:t>
+              <w:t xml:space="preserve">values change for the units covered; engine recomputes; the national aggregate recomputes</w:t>
             </w:r>
           </w:p>
         </w:tc>
@@ -5344,9 +5494,6 @@
     <w:abstractNumId w:val="991"/>
   </w:num>
   <w:num w:numId="1009">
-    <w:abstractNumId w:val="991"/>
-  </w:num>
-  <w:num w:numId="1010">
     <w:abstractNumId w:val="99411"/>
     <w:lvlOverride w:ilvl="0">
       <w:startOverride w:val="1"/>
@@ -5376,13 +5523,13 @@
       <w:startOverride w:val="1"/>
     </w:lvlOverride>
   </w:num>
+  <w:num w:numId="1010">
+    <w:abstractNumId w:val="991"/>
+  </w:num>
   <w:num w:numId="1011">
     <w:abstractNumId w:val="991"/>
   </w:num>
   <w:num w:numId="1012">
-    <w:abstractNumId w:val="991"/>
-  </w:num>
-  <w:num w:numId="1013">
     <w:abstractNumId w:val="99411"/>
     <w:lvlOverride w:ilvl="0">
       <w:startOverride w:val="1"/>
